--- a/templates/非诉项目/3专项法律服务合同.docx
+++ b/templates/非诉项目/3专项法律服务合同.docx
@@ -429,7 +429,7 @@
           <w:szCs w:val="32"/>
           <w:u w:val="single"/>
         </w:rPr>
-        <w:t xml:space="preserve">  {{名称}}  </w:t>
+        <w:t xml:space="preserve">  {{二委托人}}  </w:t>
       </w:r>
     </w:p>
     <w:p>
@@ -535,7 +535,7 @@
           <w:sz w:val="32"/>
           <w:szCs w:val="32"/>
         </w:rPr>
-        <w:t>{{委托日期}}</w:t>
+        <w:t>{{一委托日期}}</w:t>
       </w:r>
     </w:p>
     <w:p>
@@ -760,7 +760,7 @@
           <w:bCs/>
           <w:sz w:val="24"/>
         </w:rPr>
-        <w:t>{{名称}}</w:t>
+        <w:t>{{二委托人}}</w:t>
       </w:r>
     </w:p>
     <w:p>
@@ -807,7 +807,7 @@
           <w:bCs/>
           <w:sz w:val="24"/>
         </w:rPr>
-        <w:t>{{法定代表人}}</w:t>
+        <w:t>{{四法定代表人}}</w:t>
       </w:r>
     </w:p>
     <w:p>
@@ -845,7 +845,16 @@
           <w:bCs/>
           <w:sz w:val="24"/>
         </w:rPr>
-        <w:t>身份证号/营业执照号：{{证件号码}}</w:t>
+        <w:t>身份证号/营业执照号：</w:t>
+      </w:r>
+      <w:r>
+        <w:rPr>
+          <w:rFonts w:hint="default" w:ascii="仿宋_GB2312" w:hAnsi="SimSun" w:eastAsia="仿宋_GB2312" w:cs="Arial"/>
+          <w:b/>
+          <w:bCs/>
+          <w:sz w:val="24"/>
+        </w:rPr>
+        <w:t>{{三证件号码}}</w:t>
       </w:r>
     </w:p>
     <w:p>
@@ -883,7 +892,16 @@
           <w:bCs/>
           <w:sz w:val="24"/>
         </w:rPr>
-        <w:t>地址：{{地址}}</w:t>
+        <w:t>地址：</w:t>
+      </w:r>
+      <w:r>
+        <w:rPr>
+          <w:rFonts w:hint="default" w:ascii="仿宋_GB2312" w:hAnsi="SimSun" w:eastAsia="仿宋_GB2312" w:cs="Arial"/>
+          <w:b/>
+          <w:bCs/>
+          <w:sz w:val="24"/>
+        </w:rPr>
+        <w:t>{{五地址}}</w:t>
       </w:r>
     </w:p>
     <w:p>
@@ -932,7 +950,7 @@
           <w:szCs w:val="24"/>
           <w:lang w:val="en-US" w:eastAsia="zh-CN"/>
         </w:rPr>
-        <w:t xml:space="preserve">{{电话}}   </w:t>
+        <w:t xml:space="preserve">{{六电话}}  </w:t>
       </w:r>
       <w:r>
         <w:rPr>
@@ -942,10 +960,8 @@
           <w:sz w:val="24"/>
           <w:szCs w:val="24"/>
         </w:rPr>
-        <w:t>微信号：{{微信号}}</w:t>
-      </w:r>
-      <w:bookmarkStart w:id="0" w:name="_GoBack"/>
-      <w:bookmarkEnd w:id="0"/>
+        <w:t>微信号：{{七微信号}}</w:t>
+      </w:r>
       <w:r>
         <w:rPr>
           <w:rFonts w:hint="eastAsia" w:ascii="FangSong" w:hAnsi="FangSong" w:eastAsia="FangSong" w:cs="FangSong"/>
@@ -955,7 +971,7 @@
           <w:szCs w:val="24"/>
           <w:lang w:val="en-US" w:eastAsia="zh-CN"/>
         </w:rPr>
-        <w:t xml:space="preserve">   电子邮箱：</w:t>
+        <w:t xml:space="preserve">  电子邮箱：</w:t>
       </w:r>
       <w:r>
         <w:rPr>
@@ -965,33 +981,7 @@
           <w:sz w:val="24"/>
           <w:szCs w:val="24"/>
         </w:rPr>
-        <w:t xml:space="preserve">    </w:t>
-      </w:r>
-      <w:r>
-        <w:rPr>
-          <w:rFonts w:hint="eastAsia" w:ascii="FangSong" w:hAnsi="FangSong" w:eastAsia="FangSong" w:cs="FangSong"/>
-          <w:sz w:val="24"/>
-          <w:szCs w:val="24"/>
-        </w:rPr>
-        <w:t xml:space="preserve">      </w:t>
-      </w:r>
-      <w:r>
-        <w:rPr>
-          <w:rFonts w:hint="eastAsia" w:ascii="仿宋_GB2312" w:hAnsi="SimSun" w:eastAsia="仿宋_GB2312" w:cs="Arial"/>
-          <w:b/>
-          <w:bCs/>
-          <w:sz w:val="24"/>
-        </w:rPr>
-        <w:t xml:space="preserve">  </w:t>
-      </w:r>
-      <w:r>
-        <w:rPr>
-          <w:rFonts w:ascii="仿宋_GB2312" w:hAnsi="SimSun" w:eastAsia="仿宋_GB2312" w:cs="Arial"/>
-          <w:b/>
-          <w:bCs/>
-          <w:sz w:val="24"/>
-        </w:rPr>
-        <w:t xml:space="preserve">        </w:t>
+        <w:t>{{八电子邮箱}}</w:t>
       </w:r>
     </w:p>
     <w:p>
@@ -1344,7 +1334,7 @@
           <w:u w:val="single"/>
           <w:lang w:val="en-US" w:eastAsia="zh-CN"/>
         </w:rPr>
-        <w:t xml:space="preserve">                      </w:t>
+        <w:t xml:space="preserve"> {{九案由}} </w:t>
       </w:r>
       <w:r>
         <w:rPr>
@@ -1427,381 +1417,364 @@
           <w:sz w:val="24"/>
           <w:u w:val="single"/>
         </w:rPr>
-        <w:t xml:space="preserve">      </w:t>
-      </w:r>
-      <w:r>
-        <w:rPr>
-          <w:rFonts w:hint="eastAsia" w:ascii="仿宋_GB2312" w:hAnsi="SimSun" w:eastAsia="仿宋_GB2312" w:cs="Arial"/>
+        <w:t xml:space="preserve"> {{十代理律师}} 等</w:t>
+      </w:r>
+      <w:r>
+        <w:rPr>
+          <w:rFonts w:hint="eastAsia" w:ascii="仿宋_GB2312" w:hAnsi="SimSun" w:eastAsia="仿宋_GB2312" w:cs="Arial"/>
+          <w:sz w:val="24"/>
+        </w:rPr>
+        <w:t>律师为甲方项目提供法律服务。根据项目的需要，乙方可增加或安排乙方其他律师协助提供与项目相关的法律服务。乙方指派的律师因发生交通事故、疾病、不可抗力及其他特殊情况下，乙方可指派其他律师继续办理。</w:t>
+      </w:r>
+    </w:p>
+    <w:p>
+      <w:pPr>
+        <w:keepNext w:val="0"/>
+        <w:keepLines w:val="0"/>
+        <w:pageBreakBefore w:val="0"/>
+        <w:widowControl w:val="0"/>
+        <w:kinsoku/>
+        <w:wordWrap/>
+        <w:overflowPunct/>
+        <w:topLinePunct w:val="0"/>
+        <w:autoSpaceDE/>
+        <w:autoSpaceDN/>
+        <w:bidi w:val="0"/>
+        <w:adjustRightInd/>
+        <w:spacing w:line="440" w:lineRule="exact"/>
+        <w:ind w:firstLine="482" w:firstLineChars="200"/>
+        <w:textAlignment w:val="auto"/>
+        <w:rPr>
+          <w:rFonts w:ascii="仿宋_GB2312" w:hAnsi="SimSun" w:eastAsia="仿宋_GB2312" w:cs="Arial"/>
+          <w:b/>
+          <w:bCs/>
+          <w:sz w:val="24"/>
+        </w:rPr>
+      </w:pPr>
+      <w:r>
+        <w:rPr>
+          <w:rFonts w:hint="eastAsia" w:ascii="仿宋_GB2312" w:hAnsi="SimSun" w:eastAsia="仿宋_GB2312" w:cs="Arial"/>
+          <w:b/>
+          <w:bCs/>
+          <w:sz w:val="24"/>
+        </w:rPr>
+        <w:t>第二条  委托事项</w:t>
+      </w:r>
+    </w:p>
+    <w:p>
+      <w:pPr>
+        <w:keepNext w:val="0"/>
+        <w:keepLines w:val="0"/>
+        <w:pageBreakBefore w:val="0"/>
+        <w:widowControl w:val="0"/>
+        <w:kinsoku/>
+        <w:wordWrap/>
+        <w:overflowPunct/>
+        <w:topLinePunct w:val="0"/>
+        <w:autoSpaceDE/>
+        <w:autoSpaceDN/>
+        <w:bidi w:val="0"/>
+        <w:adjustRightInd/>
+        <w:spacing w:line="440" w:lineRule="exact"/>
+        <w:ind w:firstLine="480" w:firstLineChars="200"/>
+        <w:textAlignment w:val="auto"/>
+        <w:rPr>
+          <w:rFonts w:ascii="仿宋_GB2312" w:hAnsi="SimSun" w:eastAsia="仿宋_GB2312" w:cs="Arial"/>
+          <w:color w:val="000000"/>
+          <w:sz w:val="24"/>
+        </w:rPr>
+      </w:pPr>
+      <w:r>
+        <w:rPr>
+          <w:rFonts w:hint="eastAsia" w:ascii="仿宋_GB2312" w:hAnsi="SimSun" w:eastAsia="仿宋_GB2312" w:cs="Arial"/>
+          <w:color w:val="000000"/>
+          <w:sz w:val="24"/>
+        </w:rPr>
+        <w:t>双方约定，乙方为项目提供的法律服务范围</w:t>
+      </w:r>
+      <w:r>
+        <w:rPr>
+          <w:rFonts w:hint="eastAsia" w:ascii="仿宋_GB2312" w:hAnsi="SimSun" w:eastAsia="仿宋_GB2312" w:cs="Arial"/>
+          <w:color w:val="000000"/>
+          <w:sz w:val="24"/>
+          <w:lang w:val="en-US" w:eastAsia="zh-CN"/>
+        </w:rPr>
+        <w:t>为</w:t>
+      </w:r>
+      <w:r>
+        <w:rPr>
+          <w:rFonts w:hint="eastAsia" w:ascii="仿宋_GB2312" w:hAnsi="SimSun" w:eastAsia="仿宋_GB2312" w:cs="Arial"/>
+          <w:color w:val="000000"/>
+          <w:sz w:val="24"/>
+        </w:rPr>
+        <w:t>：</w:t>
+      </w:r>
+    </w:p>
+    <w:p>
+      <w:pPr>
+        <w:keepNext w:val="0"/>
+        <w:keepLines w:val="0"/>
+        <w:pageBreakBefore w:val="0"/>
+        <w:widowControl w:val="0"/>
+        <w:kinsoku/>
+        <w:wordWrap/>
+        <w:overflowPunct/>
+        <w:topLinePunct w:val="0"/>
+        <w:autoSpaceDE/>
+        <w:autoSpaceDN/>
+        <w:bidi w:val="0"/>
+        <w:adjustRightInd/>
+        <w:spacing w:line="440" w:lineRule="exact"/>
+        <w:ind w:firstLine="600"/>
+        <w:textAlignment w:val="auto"/>
+        <w:rPr>
+          <w:rFonts w:ascii="仿宋_GB2312" w:hAnsi="SimSun" w:eastAsia="仿宋_GB2312" w:cs="Arial"/>
+          <w:color w:val="FF0000"/>
+          <w:sz w:val="24"/>
+        </w:rPr>
+      </w:pPr>
+      <w:r>
+        <w:rPr>
+          <w:rFonts w:hint="eastAsia" w:ascii="仿宋_GB2312" w:hAnsi="SimSun" w:eastAsia="仿宋_GB2312" w:cs="Arial"/>
+          <w:color w:val="FF0000"/>
+          <w:sz w:val="24"/>
+          <w:lang w:val="en-US" w:eastAsia="zh-CN"/>
+        </w:rPr>
+        <w:t>2.1</w:t>
+      </w:r>
+      <w:r>
+        <w:rPr>
+          <w:rFonts w:hint="eastAsia" w:ascii="仿宋_GB2312" w:hAnsi="SimSun" w:eastAsia="仿宋_GB2312" w:cs="Arial"/>
+          <w:color w:val="FF0000"/>
+          <w:sz w:val="24"/>
+        </w:rPr>
+        <w:t>为项目中涉及的相关法律问题提供咨询意见；</w:t>
+      </w:r>
+    </w:p>
+    <w:p>
+      <w:pPr>
+        <w:keepNext w:val="0"/>
+        <w:keepLines w:val="0"/>
+        <w:pageBreakBefore w:val="0"/>
+        <w:widowControl w:val="0"/>
+        <w:kinsoku/>
+        <w:wordWrap/>
+        <w:overflowPunct/>
+        <w:topLinePunct w:val="0"/>
+        <w:autoSpaceDE/>
+        <w:autoSpaceDN/>
+        <w:bidi w:val="0"/>
+        <w:adjustRightInd/>
+        <w:spacing w:line="440" w:lineRule="exact"/>
+        <w:ind w:firstLine="600"/>
+        <w:textAlignment w:val="auto"/>
+        <w:rPr>
+          <w:rFonts w:ascii="仿宋_GB2312" w:hAnsi="SimSun" w:eastAsia="仿宋_GB2312" w:cs="Arial"/>
+          <w:color w:val="FF0000"/>
+          <w:sz w:val="24"/>
+        </w:rPr>
+      </w:pPr>
+      <w:r>
+        <w:rPr>
+          <w:rFonts w:hint="eastAsia" w:ascii="仿宋_GB2312" w:hAnsi="SimSun" w:eastAsia="仿宋_GB2312" w:cs="Arial"/>
+          <w:color w:val="FF0000"/>
+          <w:sz w:val="24"/>
+          <w:lang w:val="en-US" w:eastAsia="zh-CN"/>
+        </w:rPr>
+        <w:t>2.2</w:t>
+      </w:r>
+      <w:r>
+        <w:rPr>
+          <w:rFonts w:hint="eastAsia" w:ascii="仿宋_GB2312" w:hAnsi="SimSun" w:eastAsia="仿宋_GB2312" w:cs="Arial"/>
+          <w:color w:val="FF0000"/>
+          <w:sz w:val="24"/>
+        </w:rPr>
+        <w:t>对项目进行法律尽职调查并出具尽职调查报告；</w:t>
+      </w:r>
+    </w:p>
+    <w:p>
+      <w:pPr>
+        <w:keepNext w:val="0"/>
+        <w:keepLines w:val="0"/>
+        <w:pageBreakBefore w:val="0"/>
+        <w:widowControl w:val="0"/>
+        <w:kinsoku/>
+        <w:wordWrap/>
+        <w:overflowPunct/>
+        <w:topLinePunct w:val="0"/>
+        <w:autoSpaceDE/>
+        <w:autoSpaceDN/>
+        <w:bidi w:val="0"/>
+        <w:adjustRightInd/>
+        <w:spacing w:line="440" w:lineRule="exact"/>
+        <w:ind w:firstLine="600"/>
+        <w:textAlignment w:val="auto"/>
+        <w:rPr>
+          <w:rFonts w:ascii="仿宋_GB2312" w:hAnsi="SimSun" w:eastAsia="仿宋_GB2312" w:cs="Arial"/>
+          <w:color w:val="FF0000"/>
+          <w:sz w:val="24"/>
+        </w:rPr>
+      </w:pPr>
+      <w:r>
+        <w:rPr>
+          <w:rFonts w:hint="eastAsia" w:ascii="仿宋_GB2312" w:hAnsi="SimSun" w:eastAsia="仿宋_GB2312" w:cs="Arial"/>
+          <w:color w:val="FF0000"/>
+          <w:sz w:val="24"/>
+          <w:lang w:val="en-US" w:eastAsia="zh-CN"/>
+        </w:rPr>
+        <w:t>2.3</w:t>
+      </w:r>
+      <w:r>
+        <w:rPr>
+          <w:rFonts w:hint="eastAsia" w:ascii="仿宋_GB2312" w:hAnsi="SimSun" w:eastAsia="仿宋_GB2312" w:cs="Arial"/>
+          <w:color w:val="FF0000"/>
+          <w:sz w:val="24"/>
+        </w:rPr>
+        <w:t>参与与项目相关的讨论和谈判；</w:t>
+      </w:r>
+    </w:p>
+    <w:p>
+      <w:pPr>
+        <w:keepNext w:val="0"/>
+        <w:keepLines w:val="0"/>
+        <w:pageBreakBefore w:val="0"/>
+        <w:widowControl w:val="0"/>
+        <w:kinsoku/>
+        <w:wordWrap/>
+        <w:overflowPunct/>
+        <w:topLinePunct w:val="0"/>
+        <w:autoSpaceDE/>
+        <w:autoSpaceDN/>
+        <w:bidi w:val="0"/>
+        <w:adjustRightInd/>
+        <w:spacing w:line="440" w:lineRule="exact"/>
+        <w:ind w:firstLine="600"/>
+        <w:textAlignment w:val="auto"/>
+        <w:rPr>
+          <w:rFonts w:ascii="仿宋_GB2312" w:hAnsi="SimSun" w:eastAsia="仿宋_GB2312" w:cs="Arial"/>
+          <w:color w:val="FF0000"/>
+          <w:sz w:val="24"/>
+        </w:rPr>
+      </w:pPr>
+      <w:r>
+        <w:rPr>
+          <w:rFonts w:hint="eastAsia" w:ascii="仿宋_GB2312" w:hAnsi="SimSun" w:eastAsia="仿宋_GB2312" w:cs="Arial"/>
+          <w:color w:val="FF0000"/>
+          <w:sz w:val="24"/>
+          <w:lang w:val="en-US" w:eastAsia="zh-CN"/>
+        </w:rPr>
+        <w:t>2.4</w:t>
+      </w:r>
+      <w:r>
+        <w:rPr>
+          <w:rFonts w:hint="eastAsia" w:ascii="仿宋_GB2312" w:hAnsi="SimSun" w:eastAsia="仿宋_GB2312" w:cs="Arial"/>
+          <w:color w:val="FF0000"/>
+          <w:sz w:val="24"/>
+        </w:rPr>
+        <w:t>草拟、审查、修改有关项目的协议、章程等有关文件；</w:t>
+      </w:r>
+    </w:p>
+    <w:p>
+      <w:pPr>
+        <w:keepNext w:val="0"/>
+        <w:keepLines w:val="0"/>
+        <w:pageBreakBefore w:val="0"/>
+        <w:widowControl w:val="0"/>
+        <w:kinsoku/>
+        <w:wordWrap/>
+        <w:overflowPunct/>
+        <w:topLinePunct w:val="0"/>
+        <w:autoSpaceDE/>
+        <w:autoSpaceDN/>
+        <w:bidi w:val="0"/>
+        <w:adjustRightInd/>
+        <w:spacing w:line="440" w:lineRule="exact"/>
+        <w:ind w:firstLine="600"/>
+        <w:textAlignment w:val="auto"/>
+        <w:rPr>
+          <w:rFonts w:hint="eastAsia" w:ascii="仿宋_GB2312" w:hAnsi="SimSun" w:eastAsia="仿宋_GB2312" w:cs="Arial"/>
+          <w:color w:val="FF0000"/>
+          <w:sz w:val="24"/>
+          <w:lang w:eastAsia="zh-CN"/>
+        </w:rPr>
+      </w:pPr>
+      <w:r>
+        <w:rPr>
+          <w:rFonts w:hint="eastAsia" w:ascii="仿宋_GB2312" w:hAnsi="SimSun" w:eastAsia="仿宋_GB2312" w:cs="Arial"/>
+          <w:color w:val="FF0000"/>
+          <w:sz w:val="24"/>
+          <w:lang w:val="en-US" w:eastAsia="zh-CN"/>
+        </w:rPr>
+        <w:t>2.5</w:t>
+      </w:r>
+      <w:r>
+        <w:rPr>
+          <w:rFonts w:hint="eastAsia" w:ascii="仿宋_GB2312" w:hAnsi="SimSun" w:eastAsia="仿宋_GB2312" w:cs="Arial"/>
+          <w:color w:val="FF0000"/>
+          <w:sz w:val="24"/>
+        </w:rPr>
+        <w:t>办理甲方委托的有关项目的其他事项，维护甲方的合法权益</w:t>
+      </w:r>
+      <w:r>
+        <w:rPr>
+          <w:rFonts w:hint="eastAsia" w:ascii="仿宋_GB2312" w:hAnsi="SimSun" w:eastAsia="仿宋_GB2312" w:cs="Arial"/>
+          <w:color w:val="FF0000"/>
+          <w:sz w:val="24"/>
+          <w:lang w:eastAsia="zh-CN"/>
+        </w:rPr>
+        <w:t>；</w:t>
+      </w:r>
+    </w:p>
+    <w:p>
+      <w:pPr>
+        <w:keepNext w:val="0"/>
+        <w:keepLines w:val="0"/>
+        <w:pageBreakBefore w:val="0"/>
+        <w:widowControl w:val="0"/>
+        <w:kinsoku/>
+        <w:wordWrap/>
+        <w:overflowPunct/>
+        <w:topLinePunct w:val="0"/>
+        <w:autoSpaceDE/>
+        <w:autoSpaceDN/>
+        <w:bidi w:val="0"/>
+        <w:adjustRightInd/>
+        <w:spacing w:line="440" w:lineRule="exact"/>
+        <w:ind w:firstLine="600"/>
+        <w:textAlignment w:val="auto"/>
+        <w:rPr>
+          <w:rFonts w:hint="eastAsia" w:ascii="仿宋_GB2312" w:hAnsi="SimSun" w:eastAsia="仿宋_GB2312" w:cs="Arial"/>
+          <w:color w:val="FF0000"/>
+          <w:sz w:val="24"/>
+          <w:lang w:val="en-US" w:eastAsia="zh-CN"/>
+        </w:rPr>
+      </w:pPr>
+      <w:r>
+        <w:rPr>
+          <w:rFonts w:hint="eastAsia" w:ascii="仿宋_GB2312" w:hAnsi="SimSun" w:eastAsia="仿宋_GB2312" w:cs="Arial"/>
+          <w:color w:val="FF0000"/>
+          <w:sz w:val="24"/>
+          <w:lang w:val="en-US" w:eastAsia="zh-CN"/>
+        </w:rPr>
+        <w:t>2.6</w:t>
+      </w:r>
+      <w:r>
+        <w:rPr>
+          <w:rFonts w:hint="eastAsia" w:ascii="仿宋_GB2312" w:hAnsi="SimSun" w:eastAsia="仿宋_GB2312" w:cs="Arial"/>
+          <w:color w:val="FF0000"/>
+          <w:sz w:val="24"/>
+          <w:u w:val="single"/>
+        </w:rPr>
+        <w:t xml:space="preserve">    </w:t>
+      </w:r>
+      <w:r>
+        <w:rPr>
+          <w:rFonts w:hint="eastAsia" w:ascii="仿宋_GB2312" w:hAnsi="SimSun" w:eastAsia="仿宋_GB2312" w:cs="Arial"/>
+          <w:color w:val="FF0000"/>
           <w:sz w:val="24"/>
           <w:u w:val="single"/>
           <w:lang w:val="en-US" w:eastAsia="zh-CN"/>
         </w:rPr>
-        <w:t xml:space="preserve"> </w:t>
-      </w:r>
-      <w:r>
-        <w:rPr>
-          <w:rFonts w:hint="eastAsia" w:ascii="仿宋_GB2312" w:hAnsi="SimSun" w:eastAsia="仿宋_GB2312" w:cs="Arial"/>
-          <w:sz w:val="24"/>
-          <w:u w:val="single"/>
-        </w:rPr>
-        <w:t xml:space="preserve">         等</w:t>
-      </w:r>
-      <w:r>
-        <w:rPr>
-          <w:rFonts w:hint="eastAsia" w:ascii="仿宋_GB2312" w:hAnsi="SimSun" w:eastAsia="仿宋_GB2312" w:cs="Arial"/>
-          <w:sz w:val="24"/>
-        </w:rPr>
-        <w:t>律师为甲方项目提供法律服务。根据项目的需要，乙方可增加或安排乙方其他律师协助提供与项目相关的法律服务。乙方指派的律师因发生交通事故、疾病、不可抗力及其他特殊情况下，乙方可指派其他律师继续办理。</w:t>
-      </w:r>
-    </w:p>
-    <w:p>
-      <w:pPr>
-        <w:keepNext w:val="0"/>
-        <w:keepLines w:val="0"/>
-        <w:pageBreakBefore w:val="0"/>
-        <w:widowControl w:val="0"/>
-        <w:kinsoku/>
-        <w:wordWrap/>
-        <w:overflowPunct/>
-        <w:topLinePunct w:val="0"/>
-        <w:autoSpaceDE/>
-        <w:autoSpaceDN/>
-        <w:bidi w:val="0"/>
-        <w:adjustRightInd/>
-        <w:spacing w:line="440" w:lineRule="exact"/>
-        <w:ind w:firstLine="482" w:firstLineChars="200"/>
-        <w:textAlignment w:val="auto"/>
-        <w:rPr>
-          <w:rFonts w:ascii="仿宋_GB2312" w:hAnsi="SimSun" w:eastAsia="仿宋_GB2312" w:cs="Arial"/>
-          <w:b/>
-          <w:bCs/>
-          <w:sz w:val="24"/>
-        </w:rPr>
-      </w:pPr>
-      <w:r>
-        <w:rPr>
-          <w:rFonts w:hint="eastAsia" w:ascii="仿宋_GB2312" w:hAnsi="SimSun" w:eastAsia="仿宋_GB2312" w:cs="Arial"/>
-          <w:b/>
-          <w:bCs/>
-          <w:sz w:val="24"/>
-        </w:rPr>
-        <w:t>第二条  委托事项</w:t>
-      </w:r>
-    </w:p>
-    <w:p>
-      <w:pPr>
-        <w:keepNext w:val="0"/>
-        <w:keepLines w:val="0"/>
-        <w:pageBreakBefore w:val="0"/>
-        <w:widowControl w:val="0"/>
-        <w:kinsoku/>
-        <w:wordWrap/>
-        <w:overflowPunct/>
-        <w:topLinePunct w:val="0"/>
-        <w:autoSpaceDE/>
-        <w:autoSpaceDN/>
-        <w:bidi w:val="0"/>
-        <w:adjustRightInd/>
-        <w:spacing w:line="440" w:lineRule="exact"/>
-        <w:ind w:firstLine="480" w:firstLineChars="200"/>
-        <w:textAlignment w:val="auto"/>
-        <w:rPr>
-          <w:rFonts w:ascii="仿宋_GB2312" w:hAnsi="SimSun" w:eastAsia="仿宋_GB2312" w:cs="Arial"/>
-          <w:color w:val="000000"/>
-          <w:sz w:val="24"/>
-        </w:rPr>
-      </w:pPr>
-      <w:r>
-        <w:rPr>
-          <w:rFonts w:hint="eastAsia" w:ascii="仿宋_GB2312" w:hAnsi="SimSun" w:eastAsia="仿宋_GB2312" w:cs="Arial"/>
-          <w:color w:val="000000"/>
-          <w:sz w:val="24"/>
-        </w:rPr>
-        <w:t>双方约定，乙方为项目提供的法律服务范围</w:t>
-      </w:r>
-      <w:r>
-        <w:rPr>
-          <w:rFonts w:hint="eastAsia" w:ascii="仿宋_GB2312" w:hAnsi="SimSun" w:eastAsia="仿宋_GB2312" w:cs="Arial"/>
-          <w:color w:val="000000"/>
-          <w:sz w:val="24"/>
-          <w:lang w:val="en-US" w:eastAsia="zh-CN"/>
-        </w:rPr>
-        <w:t>为</w:t>
-      </w:r>
-      <w:r>
-        <w:rPr>
-          <w:rFonts w:hint="eastAsia" w:ascii="仿宋_GB2312" w:hAnsi="SimSun" w:eastAsia="仿宋_GB2312" w:cs="Arial"/>
-          <w:color w:val="000000"/>
-          <w:sz w:val="24"/>
-        </w:rPr>
-        <w:t>：</w:t>
-      </w:r>
-    </w:p>
-    <w:p>
-      <w:pPr>
-        <w:keepNext w:val="0"/>
-        <w:keepLines w:val="0"/>
-        <w:pageBreakBefore w:val="0"/>
-        <w:widowControl w:val="0"/>
-        <w:kinsoku/>
-        <w:wordWrap/>
-        <w:overflowPunct/>
-        <w:topLinePunct w:val="0"/>
-        <w:autoSpaceDE/>
-        <w:autoSpaceDN/>
-        <w:bidi w:val="0"/>
-        <w:adjustRightInd/>
-        <w:spacing w:line="440" w:lineRule="exact"/>
-        <w:ind w:firstLine="600"/>
-        <w:textAlignment w:val="auto"/>
-        <w:rPr>
-          <w:rFonts w:ascii="仿宋_GB2312" w:hAnsi="SimSun" w:eastAsia="仿宋_GB2312" w:cs="Arial"/>
-          <w:color w:val="FF0000"/>
-          <w:sz w:val="24"/>
-        </w:rPr>
-      </w:pPr>
-      <w:r>
-        <w:rPr>
-          <w:rFonts w:hint="eastAsia" w:ascii="仿宋_GB2312" w:hAnsi="SimSun" w:eastAsia="仿宋_GB2312" w:cs="Arial"/>
-          <w:color w:val="FF0000"/>
-          <w:sz w:val="24"/>
-          <w:lang w:val="en-US" w:eastAsia="zh-CN"/>
-        </w:rPr>
-        <w:t>2.1</w:t>
-      </w:r>
-      <w:r>
-        <w:rPr>
-          <w:rFonts w:hint="eastAsia" w:ascii="仿宋_GB2312" w:hAnsi="SimSun" w:eastAsia="仿宋_GB2312" w:cs="Arial"/>
-          <w:color w:val="FF0000"/>
-          <w:sz w:val="24"/>
-        </w:rPr>
-        <w:t>为项目中涉及的相关法律问题提供咨询意见；</w:t>
-      </w:r>
-    </w:p>
-    <w:p>
-      <w:pPr>
-        <w:keepNext w:val="0"/>
-        <w:keepLines w:val="0"/>
-        <w:pageBreakBefore w:val="0"/>
-        <w:widowControl w:val="0"/>
-        <w:kinsoku/>
-        <w:wordWrap/>
-        <w:overflowPunct/>
-        <w:topLinePunct w:val="0"/>
-        <w:autoSpaceDE/>
-        <w:autoSpaceDN/>
-        <w:bidi w:val="0"/>
-        <w:adjustRightInd/>
-        <w:spacing w:line="440" w:lineRule="exact"/>
-        <w:ind w:firstLine="600"/>
-        <w:textAlignment w:val="auto"/>
-        <w:rPr>
-          <w:rFonts w:ascii="仿宋_GB2312" w:hAnsi="SimSun" w:eastAsia="仿宋_GB2312" w:cs="Arial"/>
-          <w:color w:val="FF0000"/>
-          <w:sz w:val="24"/>
-        </w:rPr>
-      </w:pPr>
-      <w:r>
-        <w:rPr>
-          <w:rFonts w:hint="eastAsia" w:ascii="仿宋_GB2312" w:hAnsi="SimSun" w:eastAsia="仿宋_GB2312" w:cs="Arial"/>
-          <w:color w:val="FF0000"/>
-          <w:sz w:val="24"/>
-          <w:lang w:val="en-US" w:eastAsia="zh-CN"/>
-        </w:rPr>
-        <w:t>2.2</w:t>
-      </w:r>
-      <w:r>
-        <w:rPr>
-          <w:rFonts w:hint="eastAsia" w:ascii="仿宋_GB2312" w:hAnsi="SimSun" w:eastAsia="仿宋_GB2312" w:cs="Arial"/>
-          <w:color w:val="FF0000"/>
-          <w:sz w:val="24"/>
-        </w:rPr>
-        <w:t>对项目进行法律尽职调查并出具尽职调查报告；</w:t>
-      </w:r>
-    </w:p>
-    <w:p>
-      <w:pPr>
-        <w:keepNext w:val="0"/>
-        <w:keepLines w:val="0"/>
-        <w:pageBreakBefore w:val="0"/>
-        <w:widowControl w:val="0"/>
-        <w:kinsoku/>
-        <w:wordWrap/>
-        <w:overflowPunct/>
-        <w:topLinePunct w:val="0"/>
-        <w:autoSpaceDE/>
-        <w:autoSpaceDN/>
-        <w:bidi w:val="0"/>
-        <w:adjustRightInd/>
-        <w:spacing w:line="440" w:lineRule="exact"/>
-        <w:ind w:firstLine="600"/>
-        <w:textAlignment w:val="auto"/>
-        <w:rPr>
-          <w:rFonts w:ascii="仿宋_GB2312" w:hAnsi="SimSun" w:eastAsia="仿宋_GB2312" w:cs="Arial"/>
-          <w:color w:val="FF0000"/>
-          <w:sz w:val="24"/>
-        </w:rPr>
-      </w:pPr>
-      <w:r>
-        <w:rPr>
-          <w:rFonts w:hint="eastAsia" w:ascii="仿宋_GB2312" w:hAnsi="SimSun" w:eastAsia="仿宋_GB2312" w:cs="Arial"/>
-          <w:color w:val="FF0000"/>
-          <w:sz w:val="24"/>
-          <w:lang w:val="en-US" w:eastAsia="zh-CN"/>
-        </w:rPr>
-        <w:t>2.3</w:t>
-      </w:r>
-      <w:r>
-        <w:rPr>
-          <w:rFonts w:hint="eastAsia" w:ascii="仿宋_GB2312" w:hAnsi="SimSun" w:eastAsia="仿宋_GB2312" w:cs="Arial"/>
-          <w:color w:val="FF0000"/>
-          <w:sz w:val="24"/>
-        </w:rPr>
-        <w:t>参与与项目相关的讨论和谈判；</w:t>
-      </w:r>
-    </w:p>
-    <w:p>
-      <w:pPr>
-        <w:keepNext w:val="0"/>
-        <w:keepLines w:val="0"/>
-        <w:pageBreakBefore w:val="0"/>
-        <w:widowControl w:val="0"/>
-        <w:kinsoku/>
-        <w:wordWrap/>
-        <w:overflowPunct/>
-        <w:topLinePunct w:val="0"/>
-        <w:autoSpaceDE/>
-        <w:autoSpaceDN/>
-        <w:bidi w:val="0"/>
-        <w:adjustRightInd/>
-        <w:spacing w:line="440" w:lineRule="exact"/>
-        <w:ind w:firstLine="600"/>
-        <w:textAlignment w:val="auto"/>
-        <w:rPr>
-          <w:rFonts w:ascii="仿宋_GB2312" w:hAnsi="SimSun" w:eastAsia="仿宋_GB2312" w:cs="Arial"/>
-          <w:color w:val="FF0000"/>
-          <w:sz w:val="24"/>
-        </w:rPr>
-      </w:pPr>
-      <w:r>
-        <w:rPr>
-          <w:rFonts w:hint="eastAsia" w:ascii="仿宋_GB2312" w:hAnsi="SimSun" w:eastAsia="仿宋_GB2312" w:cs="Arial"/>
-          <w:color w:val="FF0000"/>
-          <w:sz w:val="24"/>
-          <w:lang w:val="en-US" w:eastAsia="zh-CN"/>
-        </w:rPr>
-        <w:t>2.4</w:t>
-      </w:r>
-      <w:r>
-        <w:rPr>
-          <w:rFonts w:hint="eastAsia" w:ascii="仿宋_GB2312" w:hAnsi="SimSun" w:eastAsia="仿宋_GB2312" w:cs="Arial"/>
-          <w:color w:val="FF0000"/>
-          <w:sz w:val="24"/>
-        </w:rPr>
-        <w:t>草拟、审查、修改有关项目的协议、章程等有关文件；</w:t>
-      </w:r>
-    </w:p>
-    <w:p>
-      <w:pPr>
-        <w:keepNext w:val="0"/>
-        <w:keepLines w:val="0"/>
-        <w:pageBreakBefore w:val="0"/>
-        <w:widowControl w:val="0"/>
-        <w:kinsoku/>
-        <w:wordWrap/>
-        <w:overflowPunct/>
-        <w:topLinePunct w:val="0"/>
-        <w:autoSpaceDE/>
-        <w:autoSpaceDN/>
-        <w:bidi w:val="0"/>
-        <w:adjustRightInd/>
-        <w:spacing w:line="440" w:lineRule="exact"/>
-        <w:ind w:firstLine="600"/>
-        <w:textAlignment w:val="auto"/>
-        <w:rPr>
-          <w:rFonts w:hint="eastAsia" w:ascii="仿宋_GB2312" w:hAnsi="SimSun" w:eastAsia="仿宋_GB2312" w:cs="Arial"/>
-          <w:color w:val="FF0000"/>
-          <w:sz w:val="24"/>
-          <w:lang w:eastAsia="zh-CN"/>
-        </w:rPr>
-      </w:pPr>
-      <w:r>
-        <w:rPr>
-          <w:rFonts w:hint="eastAsia" w:ascii="仿宋_GB2312" w:hAnsi="SimSun" w:eastAsia="仿宋_GB2312" w:cs="Arial"/>
-          <w:color w:val="FF0000"/>
-          <w:sz w:val="24"/>
-          <w:lang w:val="en-US" w:eastAsia="zh-CN"/>
-        </w:rPr>
-        <w:t>2.5</w:t>
-      </w:r>
-      <w:r>
-        <w:rPr>
-          <w:rFonts w:hint="eastAsia" w:ascii="仿宋_GB2312" w:hAnsi="SimSun" w:eastAsia="仿宋_GB2312" w:cs="Arial"/>
-          <w:color w:val="FF0000"/>
-          <w:sz w:val="24"/>
-        </w:rPr>
-        <w:t>办理甲方委托的有关项目的其他事项，维护甲方的合法权益</w:t>
-      </w:r>
-      <w:r>
-        <w:rPr>
-          <w:rFonts w:hint="eastAsia" w:ascii="仿宋_GB2312" w:hAnsi="SimSun" w:eastAsia="仿宋_GB2312" w:cs="Arial"/>
-          <w:color w:val="FF0000"/>
-          <w:sz w:val="24"/>
-          <w:lang w:eastAsia="zh-CN"/>
-        </w:rPr>
-        <w:t>；</w:t>
-      </w:r>
-    </w:p>
-    <w:p>
-      <w:pPr>
-        <w:keepNext w:val="0"/>
-        <w:keepLines w:val="0"/>
-        <w:pageBreakBefore w:val="0"/>
-        <w:widowControl w:val="0"/>
-        <w:kinsoku/>
-        <w:wordWrap/>
-        <w:overflowPunct/>
-        <w:topLinePunct w:val="0"/>
-        <w:autoSpaceDE/>
-        <w:autoSpaceDN/>
-        <w:bidi w:val="0"/>
-        <w:adjustRightInd/>
-        <w:spacing w:line="440" w:lineRule="exact"/>
-        <w:ind w:firstLine="600"/>
-        <w:textAlignment w:val="auto"/>
-        <w:rPr>
-          <w:rFonts w:hint="eastAsia" w:ascii="仿宋_GB2312" w:hAnsi="SimSun" w:eastAsia="仿宋_GB2312" w:cs="Arial"/>
-          <w:color w:val="FF0000"/>
-          <w:sz w:val="24"/>
-          <w:lang w:val="en-US" w:eastAsia="zh-CN"/>
-        </w:rPr>
-      </w:pPr>
-      <w:r>
-        <w:rPr>
-          <w:rFonts w:hint="eastAsia" w:ascii="仿宋_GB2312" w:hAnsi="SimSun" w:eastAsia="仿宋_GB2312" w:cs="Arial"/>
-          <w:color w:val="FF0000"/>
-          <w:sz w:val="24"/>
-          <w:lang w:val="en-US" w:eastAsia="zh-CN"/>
-        </w:rPr>
-        <w:t>2.6</w:t>
-      </w:r>
-      <w:r>
-        <w:rPr>
-          <w:rFonts w:hint="eastAsia" w:ascii="仿宋_GB2312" w:hAnsi="SimSun" w:eastAsia="仿宋_GB2312" w:cs="Arial"/>
-          <w:color w:val="FF0000"/>
-          <w:sz w:val="24"/>
-          <w:u w:val="single"/>
-        </w:rPr>
-        <w:t xml:space="preserve">    </w:t>
-      </w:r>
-      <w:r>
-        <w:rPr>
-          <w:rFonts w:hint="eastAsia" w:ascii="仿宋_GB2312" w:hAnsi="SimSun" w:eastAsia="仿宋_GB2312" w:cs="Arial"/>
-          <w:color w:val="FF0000"/>
-          <w:sz w:val="24"/>
-          <w:u w:val="single"/>
-          <w:lang w:val="en-US" w:eastAsia="zh-CN"/>
-        </w:rPr>
         <w:t xml:space="preserve">            </w:t>
       </w:r>
       <w:r>
@@ -2362,33 +2335,7 @@
           <w:sz w:val="24"/>
           <w:u w:val="single"/>
         </w:rPr>
-        <w:t xml:space="preserve"> {{联系人}}</w:t>
-      </w:r>
-      <w:r>
-        <w:rPr>
-          <w:rFonts w:hint="eastAsia" w:ascii="仿宋_GB2312" w:hAnsi="SimSun" w:eastAsia="仿宋_GB2312" w:cs="Arial"/>
-          <w:sz w:val="24"/>
-          <w:u w:val="single"/>
-          <w:lang w:eastAsia="zh-CN"/>
-        </w:rPr>
-        <w:t>（</w:t>
-      </w:r>
-      <w:r>
-        <w:rPr>
-          <w:rFonts w:hint="eastAsia" w:ascii="仿宋_GB2312" w:hAnsi="SimSun" w:eastAsia="仿宋_GB2312" w:cs="Arial"/>
-          <w:sz w:val="24"/>
-          <w:u w:val="single"/>
-          <w:lang w:val="en-US" w:eastAsia="zh-CN"/>
-        </w:rPr>
-        <w:t>联系方式：{{联系人电话}}）</w:t>
-      </w:r>
-      <w:r>
-        <w:rPr>
-          <w:rFonts w:hint="eastAsia" w:ascii="仿宋_GB2312" w:hAnsi="SimSun" w:eastAsia="仿宋_GB2312" w:cs="Arial"/>
-          <w:sz w:val="24"/>
-          <w:u w:val="single"/>
-        </w:rPr>
-        <w:t xml:space="preserve"> </w:t>
+        <w:t xml:space="preserve"> {{十一联系人}} </w:t>
       </w:r>
       <w:r>
         <w:rPr>
@@ -2698,31 +2645,12 @@
       </w:r>
       <w:r>
         <w:rPr>
-          <w:rFonts w:hint="eastAsia" w:eastAsia="楷体_GB2312"/>
+          <w:rFonts w:hint="eastAsia" w:ascii="仿宋_GB2312" w:hAnsi="SimSun" w:eastAsia="仿宋_GB2312" w:cs="Arial"/>
           <w:color w:val="FF0000"/>
           <w:sz w:val="24"/>
           <w:u w:val="single"/>
         </w:rPr>
-        <w:t xml:space="preserve">  </w:t>
-      </w:r>
-      <w:r>
-        <w:rPr>
-          <w:rFonts w:hint="eastAsia" w:eastAsia="楷体_GB2312"/>
-          <w:color w:val="FF0000"/>
-          <w:sz w:val="24"/>
-          <w:u w:val="single"/>
-          <w:lang w:val="en-US" w:eastAsia="zh-CN"/>
-        </w:rPr>
-        <w:t xml:space="preserve"> </w:t>
-      </w:r>
-      <w:r>
-        <w:rPr>
-          <w:rFonts w:hint="eastAsia" w:eastAsia="楷体_GB2312"/>
-          <w:color w:val="FF0000"/>
-          <w:sz w:val="24"/>
-          <w:u w:val="single"/>
-        </w:rPr>
-        <w:t xml:space="preserve">  （大写：     ）</w:t>
+        <w:t>{{十二法律服务费}}（大写：{{十二服务费大写}}）</w:t>
       </w:r>
       <w:r>
         <w:rPr>
@@ -3870,6 +3798,7 @@
         </w:rPr>
         <w:t>甲乙双方如果发生争议，应当友好协商解决。如协商不成，任何一方均有权将争议提交</w:t>
       </w:r>
+      <w:bookmarkStart w:id="0" w:name="_GoBack"/>
       <w:r>
         <w:rPr>
           <w:rFonts w:hint="eastAsia" w:ascii="仿宋_GB2312" w:hAnsi="SimSun" w:eastAsia="仿宋_GB2312" w:cs="Arial"/>
@@ -3878,23 +3807,14 @@
         </w:rPr>
         <w:t xml:space="preserve"> </w:t>
       </w:r>
-      <w:r>
-        <w:rPr>
-          <w:rFonts w:hint="eastAsia" w:ascii="仿宋_GB2312" w:hAnsi="SimSun" w:eastAsia="仿宋_GB2312" w:cs="Arial"/>
-          <w:color w:val="FF0000"/>
+      <w:bookmarkEnd w:id="0"/>
+      <w:r>
+        <w:rPr>
+          <w:rFonts w:hint="eastAsia" w:ascii="仿宋_GB2312" w:hAnsi="SimSun" w:eastAsia="仿宋_GB2312" w:cs="Arial"/>
           <w:sz w:val="24"/>
           <w:u w:val="single"/>
-          <w:lang w:val="en-US" w:eastAsia="zh-CN"/>
-        </w:rPr>
-        <w:t>青岛仲裁委员会仲裁</w:t>
-      </w:r>
-      <w:r>
-        <w:rPr>
-          <w:rFonts w:hint="eastAsia" w:ascii="仿宋_GB2312" w:hAnsi="SimSun" w:eastAsia="仿宋_GB2312" w:cs="Arial"/>
-          <w:sz w:val="24"/>
-          <w:u w:val="single"/>
-        </w:rPr>
-        <w:t xml:space="preserve"> </w:t>
+        </w:rPr>
+        <w:t xml:space="preserve">{{十三争议管辖机构}} </w:t>
       </w:r>
       <w:r>
         <w:rPr>
@@ -4412,12 +4332,6 @@
             <w:insideH w:val="single" w:color="auto" w:sz="4" w:space="0"/>
             <w:insideV w:val="single" w:color="auto" w:sz="4" w:space="0"/>
           </w:tblBorders>
-          <w:tblCellMar>
-            <w:top w:w="0" w:type="dxa"/>
-            <w:left w:w="108" w:type="dxa"/>
-            <w:bottom w:w="0" w:type="dxa"/>
-            <w:right w:w="108" w:type="dxa"/>
-          </w:tblCellMar>
         </w:tblPrEx>
         <w:tc>
           <w:tcPr>
@@ -4467,7 +4381,7 @@
                 <w:sz w:val="24"/>
                 <w:szCs w:val="24"/>
               </w:rPr>
-              <w:t>甲方：{{名称}}</w:t>
+              <w:t>甲方：</w:t>
             </w:r>
           </w:p>
           <w:p>
@@ -4579,7 +4493,7 @@
                 <w:sz w:val="24"/>
                 <w:szCs w:val="24"/>
               </w:rPr>
-              <w:t>日期：{{委托日期}}</w:t>
+              <w:t>日期：{{一委托日期}}</w:t>
             </w:r>
           </w:p>
         </w:tc>
@@ -4722,7 +4636,7 @@
                 <w:sz w:val="24"/>
                 <w:szCs w:val="24"/>
               </w:rPr>
-              <w:t>日期：{{委托日期}}</w:t>
+              <w:t>日期：{{一委托日期}}</w:t>
             </w:r>
           </w:p>
         </w:tc>
@@ -4747,13 +4661,22 @@
         <w:bidi w:val="0"/>
         <w:adjustRightInd/>
         <w:spacing w:line="440" w:lineRule="exact"/>
-        <w:ind w:firstLine="444" w:firstLineChars="222"/>
+        <w:ind w:firstLine="535" w:firstLineChars="222"/>
         <w:textAlignment w:val="auto"/>
         <w:rPr>
           <w:rFonts w:hint="default"/>
           <w:lang w:val="en-US" w:eastAsia="zh-CN"/>
         </w:rPr>
       </w:pPr>
+      <w:r>
+        <w:rPr>
+          <w:rFonts w:hint="eastAsia" w:ascii="仿宋_GB2312" w:hAnsi="SimSun" w:eastAsia="仿宋_GB2312" w:cs="Arial"/>
+          <w:b/>
+          <w:bCs/>
+          <w:sz w:val="24"/>
+        </w:rPr>
+        <w:t>签约地点：</w:t>
+      </w:r>
     </w:p>
     <w:sectPr>
       <w:headerReference r:id="rId3" w:type="default"/>
@@ -5960,6 +5883,7 @@
   <w:style w:type="paragraph" w:customStyle="1" w:styleId="18">
     <w:name w:val="List Paragraph"/>
     <w:basedOn w:val="1"/>
+    <w:qFormat/>
     <w:uiPriority w:val="99"/>
     <w:pPr>
       <w:ind w:firstLine="420" w:firstLineChars="200"/>

--- a/templates/非诉项目/3专项法律服务合同.docx
+++ b/templates/非诉项目/3专项法律服务合同.docx
@@ -429,7 +429,7 @@
           <w:szCs w:val="32"/>
           <w:u w:val="single"/>
         </w:rPr>
-        <w:t xml:space="preserve">  {{二委托人}}  </w:t>
+        <w:t xml:space="preserve">  {{_2委托人}}  </w:t>
       </w:r>
     </w:p>
     <w:p>
@@ -535,7 +535,7 @@
           <w:sz w:val="32"/>
           <w:szCs w:val="32"/>
         </w:rPr>
-        <w:t>{{一委托日期}}</w:t>
+        <w:t>{{_1委托日期}}</w:t>
       </w:r>
     </w:p>
     <w:p>
@@ -760,7 +760,7 @@
           <w:bCs/>
           <w:sz w:val="24"/>
         </w:rPr>
-        <w:t>{{二委托人}}</w:t>
+        <w:t>{{_2委托人}}</w:t>
       </w:r>
     </w:p>
     <w:p>
@@ -807,7 +807,7 @@
           <w:bCs/>
           <w:sz w:val="24"/>
         </w:rPr>
-        <w:t>{{四法定代表人}}</w:t>
+        <w:t>{{_4法定代表人}}</w:t>
       </w:r>
     </w:p>
     <w:p>
@@ -854,7 +854,7 @@
           <w:bCs/>
           <w:sz w:val="24"/>
         </w:rPr>
-        <w:t>{{三证件号码}}</w:t>
+        <w:t>{{_3证件号码}}</w:t>
       </w:r>
     </w:p>
     <w:p>
@@ -901,7 +901,7 @@
           <w:bCs/>
           <w:sz w:val="24"/>
         </w:rPr>
-        <w:t>{{五地址}}</w:t>
+        <w:t>{{_5地址}}</w:t>
       </w:r>
     </w:p>
     <w:p>
@@ -950,7 +950,7 @@
           <w:szCs w:val="24"/>
           <w:lang w:val="en-US" w:eastAsia="zh-CN"/>
         </w:rPr>
-        <w:t xml:space="preserve">{{六电话}}  </w:t>
+        <w:t xml:space="preserve">{{_6电话}}  </w:t>
       </w:r>
       <w:r>
         <w:rPr>
@@ -960,7 +960,7 @@
           <w:sz w:val="24"/>
           <w:szCs w:val="24"/>
         </w:rPr>
-        <w:t>微信号：{{七微信号}}</w:t>
+        <w:t>微信号：{{_7微信号}}</w:t>
       </w:r>
       <w:r>
         <w:rPr>
@@ -981,7 +981,7 @@
           <w:sz w:val="24"/>
           <w:szCs w:val="24"/>
         </w:rPr>
-        <w:t>{{八电子邮箱}}</w:t>
+        <w:t>{{_8电子邮箱}}</w:t>
       </w:r>
     </w:p>
     <w:p>
@@ -1334,7 +1334,7 @@
           <w:u w:val="single"/>
           <w:lang w:val="en-US" w:eastAsia="zh-CN"/>
         </w:rPr>
-        <w:t xml:space="preserve"> {{九案由}} </w:t>
+        <w:t xml:space="preserve"> {{_9案由}} </w:t>
       </w:r>
       <w:r>
         <w:rPr>
@@ -1417,7 +1417,7 @@
           <w:sz w:val="24"/>
           <w:u w:val="single"/>
         </w:rPr>
-        <w:t xml:space="preserve"> {{十代理律师}} 等</w:t>
+        <w:t xml:space="preserve"> {{_10代理律师}} 等</w:t>
       </w:r>
       <w:r>
         <w:rPr>
@@ -2335,7 +2335,7 @@
           <w:sz w:val="24"/>
           <w:u w:val="single"/>
         </w:rPr>
-        <w:t xml:space="preserve"> {{十一联系人}} </w:t>
+        <w:t xml:space="preserve"> {{_11联系人}} </w:t>
       </w:r>
       <w:r>
         <w:rPr>
@@ -2650,7 +2650,7 @@
           <w:sz w:val="24"/>
           <w:u w:val="single"/>
         </w:rPr>
-        <w:t>{{十二法律服务费}}（大写：{{十二服务费大写}}）</w:t>
+        <w:t>{{_12法律服务费}}（大写：{{_12服务费大写}}）</w:t>
       </w:r>
       <w:r>
         <w:rPr>
@@ -3814,7 +3814,7 @@
           <w:sz w:val="24"/>
           <w:u w:val="single"/>
         </w:rPr>
-        <w:t xml:space="preserve">{{十三争议管辖机构}} </w:t>
+        <w:t xml:space="preserve">{{_13争议管辖机构}} </w:t>
       </w:r>
       <w:r>
         <w:rPr>
@@ -4493,7 +4493,7 @@
                 <w:sz w:val="24"/>
                 <w:szCs w:val="24"/>
               </w:rPr>
-              <w:t>日期：{{一委托日期}}</w:t>
+              <w:t>日期：{{_1委托日期}}</w:t>
             </w:r>
           </w:p>
         </w:tc>
@@ -4636,7 +4636,7 @@
                 <w:sz w:val="24"/>
                 <w:szCs w:val="24"/>
               </w:rPr>
-              <w:t>日期：{{一委托日期}}</w:t>
+              <w:t>日期：{{_1委托日期}}</w:t>
             </w:r>
           </w:p>
         </w:tc>
